--- a/Voyager Heliopause Boundary Layer.docx
+++ b/Voyager Heliopause Boundary Layer.docx
@@ -1507,10 +1507,52 @@
     <w:p/>
     <w:p/>
     <w:p/>
-    <w:p>
-      <w:r>
-        <w:rPr/>
-        <w:t>Equatio</w:t>
+    <w:p/>
+    <w:p>
+      <w:pPr>
+        <w:pStyle w:val="Normal"/>
+        <w:rPr>
+          <w:sz w:val="32"/>
+          <w:szCs w:val="32"/>
+        </w:rPr>
+      </w:pPr>
+      <w:r>
+        <w:rPr>
+          <w:sz w:val="32"/>
+          <w:szCs w:val="32"/>
+        </w:rPr>
+        <w:t>Equation Index Ledger (Word Safe Version)</w:t>
+      </w:r>
+      <w:r>
+        <w:rPr>
+          <w:sz w:val="32"/>
+          <w:szCs w:val="32"/>
+        </w:rPr>
+        <w:t xml:space="preserve"> from CSV file</w:t>
+      </w:r>
+    </w:p>
+    <w:p>
+      <w:pPr>
+        <w:pStyle w:val="Normal"/>
+        <w:rPr>
+          <w:rFonts w:ascii="Aptos" w:hAnsi="Aptos" w:eastAsia="Aptos" w:cs="Aptos"/>
+          <w:noProof w:val="0"/>
+          <w:color w:val="4EA72E" w:themeColor="accent6" w:themeTint="FF" w:themeShade="FF"/>
+          <w:sz w:val="24"/>
+          <w:szCs w:val="24"/>
+          <w:lang w:val="en-US"/>
+        </w:rPr>
+      </w:pPr>
+      <w:r>
+        <w:rPr>
+          <w:rFonts w:ascii="Aptos" w:hAnsi="Aptos" w:eastAsia="" w:cs="" w:asciiTheme="minorAscii" w:hAnsiTheme="minorAscii" w:eastAsiaTheme="minorEastAsia" w:cstheme="minorBidi"/>
+          <w:noProof w:val="0"/>
+          <w:color w:val="4EA72E" w:themeColor="accent6" w:themeTint="FF" w:themeShade="FF"/>
+          <w:sz w:val="24"/>
+          <w:szCs w:val="24"/>
+          <w:lang w:val="en-US" w:eastAsia="ja-JP" w:bidi="ar-SA"/>
+        </w:rPr>
+        <w:t xml:space="preserve">master_ledger_equations_95.csv </w:t>
       </w:r>
     </w:p>
     <w:p>
@@ -3547,7 +3589,7 @@
     <w:name w:val="List Paragraph"/>
     <w:basedOn w:val="Normal"/>
     <w:qFormat/>
-    <w:rsid w:val="2897873D"/>
+    <w:rsid w:val="445C63CD"/>
     <w:pPr>
       <w:spacing/>
       <w:ind w:left="720"/>
